--- a/documentation/Step2_Pipeline_User_Guide.docx
+++ b/documentation/Step2_Pipeline_User_Guide.docx
@@ -226,12 +226,14 @@
         </w:rPr>
         <w:t xml:space="preserve">Step 2 expects a parent directory that already contains the Step 1 output structure. In particular, it looks for an </w:t>
       </w:r>
+      <w:proofErr w:type="spellStart"/>
       <w:r>
         <w:rPr>
           <w:rStyle w:val="Coding"/>
         </w:rPr>
         <w:t>allch_positiveCells</w:t>
       </w:r>
+      <w:proofErr w:type="spellEnd"/>
       <w:r>
         <w:rPr>
           <w:sz w:val="24"/>
@@ -344,8 +346,33 @@
           <w:rFonts w:ascii="Consolas" w:hAnsi="Consolas"/>
           <w:sz w:val="19"/>
         </w:rPr>
-        <w:t>python Step2ClassifyCrops.py --imagepath /path/to/your/step1/output_parent</w:t>
-      </w:r>
+        <w:t>python Step2ClassifyCrops.py --</w:t>
+      </w:r>
+      <w:proofErr w:type="spellStart"/>
+      <w:r>
+        <w:rPr>
+          <w:rFonts w:ascii="Consolas" w:hAnsi="Consolas"/>
+          <w:sz w:val="19"/>
+        </w:rPr>
+        <w:t>imagepath</w:t>
+      </w:r>
+      <w:proofErr w:type="spellEnd"/>
+      <w:r>
+        <w:rPr>
+          <w:rFonts w:ascii="Consolas" w:hAnsi="Consolas"/>
+          <w:sz w:val="19"/>
+        </w:rPr>
+        <w:t xml:space="preserve"> /path/to/your/step1/</w:t>
+      </w:r>
+      <w:proofErr w:type="spellStart"/>
+      <w:r>
+        <w:rPr>
+          <w:rFonts w:ascii="Consolas" w:hAnsi="Consolas"/>
+          <w:sz w:val="19"/>
+        </w:rPr>
+        <w:t>output_parent</w:t>
+      </w:r>
+      <w:proofErr w:type="spellEnd"/>
     </w:p>
     <w:p>
       <w:pPr>
@@ -453,8 +480,16 @@
               <w:rPr>
                 <w:rStyle w:val="Coding"/>
               </w:rPr>
-              <w:t>--imagepath</w:t>
+              <w:t>--</w:t>
             </w:r>
+            <w:proofErr w:type="spellStart"/>
+            <w:r>
+              <w:rPr>
+                <w:rStyle w:val="Coding"/>
+              </w:rPr>
+              <w:t>imagepath</w:t>
+            </w:r>
+            <w:proofErr w:type="spellEnd"/>
             <w:r>
               <w:t xml:space="preserve"> path/to/my/images</w:t>
             </w:r>
@@ -476,7 +511,15 @@
               <w:spacing w:after="0" w:line="259" w:lineRule="auto"/>
             </w:pPr>
             <w:r>
-              <w:t>After flag, paste in path to the folder containing input .tif files. Optional; if missing, you are prompted.</w:t>
+              <w:t>After flag, paste in path to the folder containing input .</w:t>
+            </w:r>
+            <w:proofErr w:type="spellStart"/>
+            <w:r>
+              <w:t>tif</w:t>
+            </w:r>
+            <w:proofErr w:type="spellEnd"/>
+            <w:r>
+              <w:t xml:space="preserve"> files. Optional; if missing, you are prompted.</w:t>
             </w:r>
           </w:p>
         </w:tc>
@@ -504,8 +547,16 @@
               <w:rPr>
                 <w:rStyle w:val="Coding"/>
               </w:rPr>
-              <w:t>--savepoint</w:t>
+              <w:t>--</w:t>
             </w:r>
+            <w:proofErr w:type="spellStart"/>
+            <w:r>
+              <w:rPr>
+                <w:rStyle w:val="Coding"/>
+              </w:rPr>
+              <w:t>savepoint</w:t>
+            </w:r>
+            <w:proofErr w:type="spellEnd"/>
             <w:r>
               <w:t xml:space="preserve"> path/to/my/results/folder</w:t>
             </w:r>
@@ -558,8 +609,16 @@
               <w:rPr>
                 <w:rStyle w:val="Coding"/>
               </w:rPr>
-              <w:t>--testenv</w:t>
+              <w:t>--</w:t>
             </w:r>
+            <w:proofErr w:type="spellStart"/>
+            <w:r>
+              <w:rPr>
+                <w:rStyle w:val="Coding"/>
+              </w:rPr>
+              <w:t>testenv</w:t>
+            </w:r>
+            <w:proofErr w:type="spellEnd"/>
           </w:p>
         </w:tc>
         <w:tc>
@@ -608,12 +667,14 @@
               </w:rPr>
               <w:t>--</w:t>
             </w:r>
+            <w:proofErr w:type="spellStart"/>
             <w:r>
               <w:rPr>
                 <w:rStyle w:val="Coding"/>
               </w:rPr>
               <w:t>generateCodebook</w:t>
             </w:r>
+            <w:proofErr w:type="spellEnd"/>
             <w:r>
               <w:t xml:space="preserve"> </w:t>
             </w:r>
@@ -635,10 +696,7 @@
               <w:spacing w:after="0" w:line="259" w:lineRule="auto"/>
             </w:pPr>
             <w:r>
-              <w:t xml:space="preserve">Run </w:t>
-            </w:r>
-            <w:r>
-              <w:t xml:space="preserve">this to generate a codebook from the entire dataset [no volume splits]. This is useful if you want to generate the codebook to the entire dataset and then use that codebook to analyze a volume-stratified subset of your data. </w:t>
+              <w:t xml:space="preserve">Run this to generate a codebook from the entire dataset [no volume splits]. This is useful if you want to generate the codebook to the entire dataset and then use that codebook to analyze a volume-stratified subset of your data. </w:t>
             </w:r>
           </w:p>
         </w:tc>
@@ -669,13 +727,24 @@
               <w:rPr>
                 <w:rStyle w:val="Coding"/>
               </w:rPr>
-              <w:t xml:space="preserve">--user-input-json </w:t>
+              <w:t>--user-input-</w:t>
+            </w:r>
+            <w:proofErr w:type="spellStart"/>
+            <w:r>
+              <w:rPr>
+                <w:rStyle w:val="Coding"/>
+              </w:rPr>
+              <w:t>json</w:t>
+            </w:r>
+            <w:proofErr w:type="spellEnd"/>
+            <w:r>
+              <w:rPr>
+                <w:rStyle w:val="Coding"/>
+              </w:rPr>
+              <w:t xml:space="preserve"> </w:t>
             </w:r>
             <w:r>
-              <w:t>path/to/my/</w:t>
-            </w:r>
-            <w:r>
-              <w:t>file/user_inputs.json</w:t>
+              <w:t>path/to/my/file/user_inputs.json</w:t>
             </w:r>
           </w:p>
         </w:tc>
@@ -695,7 +764,23 @@
               <w:spacing w:after="0" w:line="259" w:lineRule="auto"/>
             </w:pPr>
             <w:r>
-              <w:t>If you want to use parameters from a json file [from a previous run or otherwise modified] then put the path to that json file after the flag.</w:t>
+              <w:t xml:space="preserve">If you want to use parameters from a </w:t>
+            </w:r>
+            <w:proofErr w:type="spellStart"/>
+            <w:r>
+              <w:t>json</w:t>
+            </w:r>
+            <w:proofErr w:type="spellEnd"/>
+            <w:r>
+              <w:t xml:space="preserve"> file [from a previous run or otherwise modified] then put the path to that </w:t>
+            </w:r>
+            <w:proofErr w:type="spellStart"/>
+            <w:r>
+              <w:t>json</w:t>
+            </w:r>
+            <w:proofErr w:type="spellEnd"/>
+            <w:r>
+              <w:t xml:space="preserve"> file after the flag.</w:t>
             </w:r>
           </w:p>
         </w:tc>
@@ -725,7 +810,21 @@
               <w:rPr>
                 <w:rStyle w:val="Coding"/>
               </w:rPr>
-              <w:t xml:space="preserve">--init-from-images </w:t>
+              <w:t>--</w:t>
+            </w:r>
+            <w:proofErr w:type="spellStart"/>
+            <w:r>
+              <w:rPr>
+                <w:rStyle w:val="Coding"/>
+              </w:rPr>
+              <w:t>init</w:t>
+            </w:r>
+            <w:proofErr w:type="spellEnd"/>
+            <w:r>
+              <w:rPr>
+                <w:rStyle w:val="Coding"/>
+              </w:rPr>
+              <w:t xml:space="preserve">-from-images </w:t>
             </w:r>
             <w:r>
               <w:t>path</w:t>
@@ -768,10 +867,7 @@
         <w:pStyle w:val="Heading1"/>
       </w:pPr>
       <w:r>
-        <w:t>5</w:t>
-      </w:r>
-      <w:r>
-        <w:t>. Recommended Workflow</w:t>
+        <w:t>5. Recommended Workflow</w:t>
       </w:r>
     </w:p>
     <w:p>
@@ -779,10 +875,7 @@
         <w:pStyle w:val="Heading2"/>
       </w:pPr>
       <w:r>
-        <w:t>5</w:t>
-      </w:r>
-      <w:r>
-        <w:t>.1 Check the environment first</w:t>
+        <w:t>5.1 Check the environment first</w:t>
       </w:r>
     </w:p>
     <w:p>
@@ -830,8 +923,36 @@
           <w:sz w:val="24"/>
           <w:szCs w:val="24"/>
         </w:rPr>
-        <w:t>python Step2ClassifyCrops.py --imagepath /path/to/data --testEnv</w:t>
-      </w:r>
+        <w:t>python Step2ClassifyCrops.py --</w:t>
+      </w:r>
+      <w:proofErr w:type="spellStart"/>
+      <w:r>
+        <w:rPr>
+          <w:rFonts w:ascii="Consolas" w:hAnsi="Consolas"/>
+          <w:sz w:val="24"/>
+          <w:szCs w:val="24"/>
+        </w:rPr>
+        <w:t>imagepath</w:t>
+      </w:r>
+      <w:proofErr w:type="spellEnd"/>
+      <w:r>
+        <w:rPr>
+          <w:rFonts w:ascii="Consolas" w:hAnsi="Consolas"/>
+          <w:sz w:val="24"/>
+          <w:szCs w:val="24"/>
+        </w:rPr>
+        <w:t xml:space="preserve"> /path/to/data --</w:t>
+      </w:r>
+      <w:proofErr w:type="spellStart"/>
+      <w:r>
+        <w:rPr>
+          <w:rFonts w:ascii="Consolas" w:hAnsi="Consolas"/>
+          <w:sz w:val="24"/>
+          <w:szCs w:val="24"/>
+        </w:rPr>
+        <w:t>testEnv</w:t>
+      </w:r>
+      <w:proofErr w:type="spellEnd"/>
     </w:p>
     <w:p>
       <w:pPr>
@@ -900,7 +1021,21 @@
         <w:rPr>
           <w:rStyle w:val="Coding"/>
         </w:rPr>
-        <w:t xml:space="preserve">--init-from-images </w:t>
+        <w:t>--</w:t>
+      </w:r>
+      <w:proofErr w:type="spellStart"/>
+      <w:r>
+        <w:rPr>
+          <w:rStyle w:val="Coding"/>
+        </w:rPr>
+        <w:t>init</w:t>
+      </w:r>
+      <w:proofErr w:type="spellEnd"/>
+      <w:r>
+        <w:rPr>
+          <w:rStyle w:val="Coding"/>
+        </w:rPr>
+        <w:t xml:space="preserve">-from-images </w:t>
       </w:r>
       <w:r>
         <w:rPr>
@@ -949,13 +1084,7 @@
         <w:rPr>
           <w:szCs w:val="24"/>
         </w:rPr>
-        <w:t>5</w:t>
-      </w:r>
-      <w:r>
-        <w:rPr>
-          <w:szCs w:val="24"/>
-        </w:rPr>
-        <w:t>.2 Run the full pipeline</w:t>
+        <w:t>5.2 Run the full pipeline</w:t>
       </w:r>
     </w:p>
     <w:p>
@@ -989,7 +1118,25 @@
           <w:sz w:val="24"/>
           <w:szCs w:val="24"/>
         </w:rPr>
-        <w:t>python Step2ClassifyCrops.py --imagepath /path/to/data</w:t>
+        <w:t>python Step2ClassifyCrops.py --</w:t>
+      </w:r>
+      <w:proofErr w:type="spellStart"/>
+      <w:r>
+        <w:rPr>
+          <w:rFonts w:ascii="Consolas" w:hAnsi="Consolas"/>
+          <w:sz w:val="24"/>
+          <w:szCs w:val="24"/>
+        </w:rPr>
+        <w:t>imagepath</w:t>
+      </w:r>
+      <w:proofErr w:type="spellEnd"/>
+      <w:r>
+        <w:rPr>
+          <w:rFonts w:ascii="Consolas" w:hAnsi="Consolas"/>
+          <w:sz w:val="24"/>
+          <w:szCs w:val="24"/>
+        </w:rPr>
+        <w:t xml:space="preserve"> /path/to/data</w:t>
       </w:r>
     </w:p>
     <w:p>
@@ -1033,10 +1180,7 @@
         <w:pStyle w:val="Heading2"/>
       </w:pPr>
       <w:r>
-        <w:t>5</w:t>
-      </w:r>
-      <w:r>
-        <w:t>.3 Generate only the codebook</w:t>
+        <w:t>5.3 Generate only the codebook</w:t>
       </w:r>
     </w:p>
     <w:p>
@@ -1070,8 +1214,36 @@
           <w:sz w:val="24"/>
           <w:szCs w:val="24"/>
         </w:rPr>
-        <w:t>python Step2ClassifyCrops.py --imagepath /path/to/data --generateCodebook</w:t>
-      </w:r>
+        <w:t>python Step2ClassifyCrops.py --</w:t>
+      </w:r>
+      <w:proofErr w:type="spellStart"/>
+      <w:r>
+        <w:rPr>
+          <w:rFonts w:ascii="Consolas" w:hAnsi="Consolas"/>
+          <w:sz w:val="24"/>
+          <w:szCs w:val="24"/>
+        </w:rPr>
+        <w:t>imagepath</w:t>
+      </w:r>
+      <w:proofErr w:type="spellEnd"/>
+      <w:r>
+        <w:rPr>
+          <w:rFonts w:ascii="Consolas" w:hAnsi="Consolas"/>
+          <w:sz w:val="24"/>
+          <w:szCs w:val="24"/>
+        </w:rPr>
+        <w:t xml:space="preserve"> /path/to/data --</w:t>
+      </w:r>
+      <w:proofErr w:type="spellStart"/>
+      <w:r>
+        <w:rPr>
+          <w:rFonts w:ascii="Consolas" w:hAnsi="Consolas"/>
+          <w:sz w:val="24"/>
+          <w:szCs w:val="24"/>
+        </w:rPr>
+        <w:t>generateCodebook</w:t>
+      </w:r>
+      <w:proofErr w:type="spellEnd"/>
     </w:p>
     <w:p>
       <w:pPr>
@@ -1105,8 +1277,16 @@
         <w:rPr>
           <w:szCs w:val="24"/>
         </w:rPr>
-        <w:t>.4 Resume from a savepoint</w:t>
-      </w:r>
+        <w:t xml:space="preserve">.4 Resume from a </w:t>
+      </w:r>
+      <w:proofErr w:type="spellStart"/>
+      <w:r>
+        <w:rPr>
+          <w:szCs w:val="24"/>
+        </w:rPr>
+        <w:t>savepoint</w:t>
+      </w:r>
+      <w:proofErr w:type="spellEnd"/>
     </w:p>
     <w:p>
       <w:pPr>
@@ -1120,7 +1300,23 @@
           <w:sz w:val="24"/>
           <w:szCs w:val="24"/>
         </w:rPr>
-        <w:t>Use a savepoint when you want to reload a previous Step 2 run instead of recomputing all earlier steps:</w:t>
+        <w:t xml:space="preserve">Use a </w:t>
+      </w:r>
+      <w:proofErr w:type="spellStart"/>
+      <w:r>
+        <w:rPr>
+          <w:sz w:val="24"/>
+          <w:szCs w:val="24"/>
+        </w:rPr>
+        <w:t>savepoint</w:t>
+      </w:r>
+      <w:proofErr w:type="spellEnd"/>
+      <w:r>
+        <w:rPr>
+          <w:sz w:val="24"/>
+          <w:szCs w:val="24"/>
+        </w:rPr>
+        <w:t xml:space="preserve"> when you want to reload a previous Step 2 run instead of recomputing all earlier steps:</w:t>
       </w:r>
     </w:p>
     <w:p>
@@ -1139,8 +1335,54 @@
           <w:sz w:val="24"/>
           <w:szCs w:val="24"/>
         </w:rPr>
-        <w:t>python Step2ClassifyCrops.py --imagepath /path/to/data --savepoint /path/to/Classify_folder</w:t>
-      </w:r>
+        <w:t>python Step2ClassifyCrops.py --</w:t>
+      </w:r>
+      <w:proofErr w:type="spellStart"/>
+      <w:r>
+        <w:rPr>
+          <w:rFonts w:ascii="Consolas" w:hAnsi="Consolas"/>
+          <w:sz w:val="24"/>
+          <w:szCs w:val="24"/>
+        </w:rPr>
+        <w:t>imagepath</w:t>
+      </w:r>
+      <w:proofErr w:type="spellEnd"/>
+      <w:r>
+        <w:rPr>
+          <w:rFonts w:ascii="Consolas" w:hAnsi="Consolas"/>
+          <w:sz w:val="24"/>
+          <w:szCs w:val="24"/>
+        </w:rPr>
+        <w:t xml:space="preserve"> /path/to/data --</w:t>
+      </w:r>
+      <w:proofErr w:type="spellStart"/>
+      <w:r>
+        <w:rPr>
+          <w:rFonts w:ascii="Consolas" w:hAnsi="Consolas"/>
+          <w:sz w:val="24"/>
+          <w:szCs w:val="24"/>
+        </w:rPr>
+        <w:t>savepoint</w:t>
+      </w:r>
+      <w:proofErr w:type="spellEnd"/>
+      <w:r>
+        <w:rPr>
+          <w:rFonts w:ascii="Consolas" w:hAnsi="Consolas"/>
+          <w:sz w:val="24"/>
+          <w:szCs w:val="24"/>
+        </w:rPr>
+        <w:t xml:space="preserve"> /path/to/</w:t>
+      </w:r>
+      <w:proofErr w:type="spellStart"/>
+      <w:r>
+        <w:rPr>
+          <w:rFonts w:ascii="Consolas" w:hAnsi="Consolas"/>
+          <w:sz w:val="24"/>
+          <w:szCs w:val="24"/>
+        </w:rPr>
+        <w:t>Classify_folder</w:t>
+      </w:r>
+      <w:proofErr w:type="spellEnd"/>
     </w:p>
     <w:p>
       <w:pPr>
@@ -1162,10 +1404,7 @@
         <w:pStyle w:val="Heading1"/>
       </w:pPr>
       <w:r>
-        <w:t>6</w:t>
-      </w:r>
-      <w:r>
-        <w:t>. What Happens During a Full Run</w:t>
+        <w:t>6. What Happens During a Full Run</w:t>
       </w:r>
     </w:p>
     <w:p>
@@ -1179,13 +1418,7 @@
         <w:rPr>
           <w:szCs w:val="24"/>
         </w:rPr>
-        <w:t>6</w:t>
-      </w:r>
-      <w:r>
-        <w:rPr>
-          <w:szCs w:val="24"/>
-        </w:rPr>
-        <w:t>.1 Crop compilation</w:t>
+        <w:t>6.1 Crop compilation</w:t>
       </w:r>
     </w:p>
     <w:p>
@@ -1221,13 +1454,7 @@
         <w:rPr>
           <w:szCs w:val="24"/>
         </w:rPr>
-        <w:t>6</w:t>
-      </w:r>
-      <w:r>
-        <w:rPr>
-          <w:szCs w:val="24"/>
-        </w:rPr>
-        <w:t>.2 Optional crop filtering</w:t>
+        <w:t>6.2 Optional crop filtering</w:t>
       </w:r>
     </w:p>
     <w:p>
@@ -1275,14 +1502,7 @@
           <w:sz w:val="24"/>
           <w:szCs w:val="24"/>
         </w:rPr>
-        <w:t xml:space="preserve"> </w:t>
-      </w:r>
-      <w:r>
-        <w:rPr>
-          <w:sz w:val="24"/>
-          <w:szCs w:val="24"/>
-        </w:rPr>
-        <w:t>[generated from Step 1 Streamlit app]</w:t>
+        <w:t xml:space="preserve"> [generated from Step 1 Streamlit app]</w:t>
       </w:r>
       <w:r>
         <w:rPr>
@@ -1303,13 +1523,7 @@
         <w:rPr>
           <w:szCs w:val="24"/>
         </w:rPr>
-        <w:t>6</w:t>
-      </w:r>
-      <w:r>
-        <w:rPr>
-          <w:szCs w:val="24"/>
-        </w:rPr>
-        <w:t>.3 Keypoint detection</w:t>
+        <w:t>6.3 Keypoint detection</w:t>
       </w:r>
     </w:p>
     <w:p>
@@ -1338,13 +1552,7 @@
         <w:rPr>
           <w:szCs w:val="24"/>
         </w:rPr>
-        <w:t>6</w:t>
-      </w:r>
-      <w:r>
-        <w:rPr>
-          <w:szCs w:val="24"/>
-        </w:rPr>
-        <w:t>.4 Descriptor extraction</w:t>
+        <w:t>6.4 Descriptor extraction</w:t>
       </w:r>
     </w:p>
     <w:p>
@@ -1373,13 +1581,7 @@
         <w:rPr>
           <w:szCs w:val="24"/>
         </w:rPr>
-        <w:t>6</w:t>
-      </w:r>
-      <w:r>
-        <w:rPr>
-          <w:szCs w:val="24"/>
-        </w:rPr>
-        <w:t>.5 Sparse dictionary learning</w:t>
+        <w:t>6.5 Sparse dictionary learning</w:t>
       </w:r>
     </w:p>
     <w:p>
@@ -1394,7 +1596,23 @@
           <w:sz w:val="24"/>
           <w:szCs w:val="24"/>
         </w:rPr>
-        <w:t>Descriptors from all images are pooled to train or load a sparse visual dictionary. Dictionary files are stored under codebookFiles in the input data directory.</w:t>
+        <w:t xml:space="preserve">Descriptors from all images are pooled to train or load a sparse visual dictionary. Dictionary files are stored under </w:t>
+      </w:r>
+      <w:proofErr w:type="spellStart"/>
+      <w:r>
+        <w:rPr>
+          <w:sz w:val="24"/>
+          <w:szCs w:val="24"/>
+        </w:rPr>
+        <w:t>codebookFiles</w:t>
+      </w:r>
+      <w:proofErr w:type="spellEnd"/>
+      <w:r>
+        <w:rPr>
+          <w:sz w:val="24"/>
+          <w:szCs w:val="24"/>
+        </w:rPr>
+        <w:t xml:space="preserve"> in the input data directory.</w:t>
       </w:r>
     </w:p>
     <w:p>
@@ -1409,13 +1627,7 @@
           <w:szCs w:val="24"/>
         </w:rPr>
         <w:lastRenderedPageBreak/>
-        <w:t>6</w:t>
-      </w:r>
-      <w:r>
-        <w:rPr>
-          <w:szCs w:val="24"/>
-        </w:rPr>
-        <w:t>.6 Frequency-vector generation</w:t>
+        <w:t>6.6 Frequency-vector generation</w:t>
       </w:r>
     </w:p>
     <w:p>
@@ -1444,13 +1656,7 @@
         <w:rPr>
           <w:szCs w:val="24"/>
         </w:rPr>
-        <w:t>6</w:t>
-      </w:r>
-      <w:r>
-        <w:rPr>
-          <w:szCs w:val="24"/>
-        </w:rPr>
-        <w:t>.7 Vector normalization and classification</w:t>
+        <w:t>6.7 Vector normalization and classification</w:t>
       </w:r>
     </w:p>
     <w:p>
@@ -1479,13 +1685,7 @@
         <w:rPr>
           <w:szCs w:val="24"/>
         </w:rPr>
-        <w:t>6</w:t>
-      </w:r>
-      <w:r>
-        <w:rPr>
-          <w:szCs w:val="24"/>
-        </w:rPr>
-        <w:t>.8 Attention maps and downstream analysis</w:t>
+        <w:t>6.8 Attention maps and downstream analysis</w:t>
       </w:r>
     </w:p>
     <w:p>
@@ -1508,10 +1708,7 @@
         <w:pStyle w:val="Heading1"/>
       </w:pPr>
       <w:r>
-        <w:t>7</w:t>
-      </w:r>
-      <w:r>
-        <w:t>. Parameters Most Users Should Review</w:t>
+        <w:t>7. Parameters Most Users Should Review</w:t>
       </w:r>
     </w:p>
     <w:p>
@@ -1526,7 +1723,23 @@
           <w:sz w:val="24"/>
           <w:szCs w:val="24"/>
         </w:rPr>
-        <w:t xml:space="preserve">For a fresh run, Step 2 currently builds UserInputs directly from the default values defined in step2GeneralHelperFcts.py. </w:t>
+        <w:t xml:space="preserve">For a fresh run, Step 2 currently builds </w:t>
+      </w:r>
+      <w:proofErr w:type="spellStart"/>
+      <w:r>
+        <w:rPr>
+          <w:sz w:val="24"/>
+          <w:szCs w:val="24"/>
+        </w:rPr>
+        <w:t>UserInputs</w:t>
+      </w:r>
+      <w:proofErr w:type="spellEnd"/>
+      <w:r>
+        <w:rPr>
+          <w:sz w:val="24"/>
+          <w:szCs w:val="24"/>
+        </w:rPr>
+        <w:t xml:space="preserve"> directly from the default values defined in step2GeneralHelperFcts.py. </w:t>
       </w:r>
       <w:r>
         <w:rPr>
@@ -1585,7 +1798,7 @@
       <w:tblGrid>
         <w:gridCol w:w="3216"/>
         <w:gridCol w:w="3216"/>
-        <w:gridCol w:w="3216"/>
+        <w:gridCol w:w="3336"/>
       </w:tblGrid>
       <w:tr>
         <w:trPr>
@@ -1646,9 +1859,43 @@
             <w:vAlign w:val="center"/>
           </w:tcPr>
           <w:p>
+            <w:proofErr w:type="spellStart"/>
             <w:r>
-              <w:t>chToClassify, classNames, useSegmentationMasks, singleChannel</w:t>
+              <w:t>chToClassify</w:t>
             </w:r>
+            <w:proofErr w:type="spellEnd"/>
+            <w:r>
+              <w:t xml:space="preserve">, </w:t>
+            </w:r>
+            <w:proofErr w:type="spellStart"/>
+            <w:r>
+              <w:t>classNames</w:t>
+            </w:r>
+            <w:proofErr w:type="spellEnd"/>
+            <w:r>
+              <w:t xml:space="preserve">, </w:t>
+            </w:r>
+            <w:proofErr w:type="spellStart"/>
+            <w:r>
+              <w:t>useSegmentationMasks</w:t>
+            </w:r>
+            <w:proofErr w:type="spellEnd"/>
+            <w:r>
+              <w:t xml:space="preserve">, </w:t>
+            </w:r>
+            <w:proofErr w:type="spellStart"/>
+            <w:r>
+              <w:t>singleChannel</w:t>
+            </w:r>
+            <w:proofErr w:type="spellEnd"/>
+            <w:r>
+              <w:t xml:space="preserve">, </w:t>
+            </w:r>
+            <w:proofErr w:type="spellStart"/>
+            <w:r>
+              <w:t>segmentationMaskString</w:t>
+            </w:r>
+            <w:proofErr w:type="spellEnd"/>
           </w:p>
         </w:tc>
         <w:tc>
@@ -1658,8 +1905,37 @@
           </w:tcPr>
           <w:p>
             <w:r>
-              <w:t>Which channel is analyzed, how labels are inferred from filenames, and whether masks are used during feature extraction.</w:t>
+              <w:t xml:space="preserve">Which channel is analyzed, how labels are inferred from filenames, and whether masks are used during feature extraction. If masks are generated not through Step1, make sure mask names = </w:t>
             </w:r>
+            <w:proofErr w:type="spellStart"/>
+            <w:r>
+              <w:t>imagenames_maskStr.tif</w:t>
+            </w:r>
+            <w:proofErr w:type="spellEnd"/>
+            <w:r>
+              <w:t xml:space="preserve">. </w:t>
+            </w:r>
+            <w:proofErr w:type="spellStart"/>
+            <w:r>
+              <w:t>MaskStr</w:t>
+            </w:r>
+            <w:proofErr w:type="spellEnd"/>
+            <w:r>
+              <w:t xml:space="preserve"> can be anything, just make </w:t>
+            </w:r>
+            <w:proofErr w:type="spellStart"/>
+            <w:r>
+              <w:t>segmentationMaskString</w:t>
+            </w:r>
+            <w:proofErr w:type="spellEnd"/>
+            <w:r>
+              <w:t>=</w:t>
+            </w:r>
+            <w:proofErr w:type="spellStart"/>
+            <w:r>
+              <w:t>maskStr</w:t>
+            </w:r>
+            <w:proofErr w:type="spellEnd"/>
           </w:p>
         </w:tc>
       </w:tr>
@@ -1684,9 +1960,43 @@
             <w:vAlign w:val="center"/>
           </w:tcPr>
           <w:p>
+            <w:proofErr w:type="spellStart"/>
             <w:r>
-              <w:t>siftNormalization, siftKeypointsLocation, siftThreshold, siftEdgeR, nJobs</w:t>
+              <w:t>siftNormalization</w:t>
             </w:r>
+            <w:proofErr w:type="spellEnd"/>
+            <w:r>
+              <w:t xml:space="preserve">, </w:t>
+            </w:r>
+            <w:proofErr w:type="spellStart"/>
+            <w:r>
+              <w:t>siftKeypointsLocation</w:t>
+            </w:r>
+            <w:proofErr w:type="spellEnd"/>
+            <w:r>
+              <w:t xml:space="preserve">, </w:t>
+            </w:r>
+            <w:proofErr w:type="spellStart"/>
+            <w:r>
+              <w:t>siftThreshold</w:t>
+            </w:r>
+            <w:proofErr w:type="spellEnd"/>
+            <w:r>
+              <w:t xml:space="preserve">, </w:t>
+            </w:r>
+            <w:proofErr w:type="spellStart"/>
+            <w:r>
+              <w:t>siftEdgeR</w:t>
+            </w:r>
+            <w:proofErr w:type="spellEnd"/>
+            <w:r>
+              <w:t xml:space="preserve">, </w:t>
+            </w:r>
+            <w:proofErr w:type="spellStart"/>
+            <w:r>
+              <w:t>nJobs</w:t>
+            </w:r>
+            <w:proofErr w:type="spellEnd"/>
           </w:p>
         </w:tc>
         <w:tc>
@@ -1722,9 +2032,51 @@
             <w:vAlign w:val="center"/>
           </w:tcPr>
           <w:p>
+            <w:proofErr w:type="spellStart"/>
             <w:r>
-              <w:t>cellSize, blockSize, blockOverlap, blockOccupancy, thetaHistogramBins, phiHistogramBins</w:t>
+              <w:t>cellSize</w:t>
             </w:r>
+            <w:proofErr w:type="spellEnd"/>
+            <w:r>
+              <w:t xml:space="preserve">, </w:t>
+            </w:r>
+            <w:proofErr w:type="spellStart"/>
+            <w:r>
+              <w:t>blockSize</w:t>
+            </w:r>
+            <w:proofErr w:type="spellEnd"/>
+            <w:r>
+              <w:t xml:space="preserve">, </w:t>
+            </w:r>
+            <w:proofErr w:type="spellStart"/>
+            <w:r>
+              <w:t>blockOverlap</w:t>
+            </w:r>
+            <w:proofErr w:type="spellEnd"/>
+            <w:r>
+              <w:t xml:space="preserve">, </w:t>
+            </w:r>
+            <w:proofErr w:type="spellStart"/>
+            <w:r>
+              <w:t>blockOccupancy</w:t>
+            </w:r>
+            <w:proofErr w:type="spellEnd"/>
+            <w:r>
+              <w:t xml:space="preserve">, </w:t>
+            </w:r>
+            <w:proofErr w:type="spellStart"/>
+            <w:r>
+              <w:t>thetaHistogramBins</w:t>
+            </w:r>
+            <w:proofErr w:type="spellEnd"/>
+            <w:r>
+              <w:t xml:space="preserve">, </w:t>
+            </w:r>
+            <w:proofErr w:type="spellStart"/>
+            <w:r>
+              <w:t>phiHistogramBins</w:t>
+            </w:r>
+            <w:proofErr w:type="spellEnd"/>
           </w:p>
         </w:tc>
         <w:tc>
@@ -1760,8 +2112,45 @@
             <w:vAlign w:val="center"/>
           </w:tcPr>
           <w:p>
+            <w:proofErr w:type="spellStart"/>
             <w:r>
-              <w:t>dictionarySize, sparsityAlpha, lassoAlpha, codebookFile, allImgCodebookFile, pooling</w:t>
+              <w:t>dictionarySize</w:t>
+            </w:r>
+            <w:proofErr w:type="spellEnd"/>
+            <w:r>
+              <w:t xml:space="preserve">, </w:t>
+            </w:r>
+            <w:proofErr w:type="spellStart"/>
+            <w:r>
+              <w:t>sparsityAlpha</w:t>
+            </w:r>
+            <w:proofErr w:type="spellEnd"/>
+            <w:r>
+              <w:t xml:space="preserve">, </w:t>
+            </w:r>
+            <w:proofErr w:type="spellStart"/>
+            <w:r>
+              <w:t>lassoAlpha</w:t>
+            </w:r>
+            <w:proofErr w:type="spellEnd"/>
+            <w:r>
+              <w:t xml:space="preserve">, </w:t>
+            </w:r>
+            <w:proofErr w:type="spellStart"/>
+            <w:r>
+              <w:t>codebookFile</w:t>
+            </w:r>
+            <w:proofErr w:type="spellEnd"/>
+            <w:r>
+              <w:t xml:space="preserve">, </w:t>
+            </w:r>
+            <w:proofErr w:type="spellStart"/>
+            <w:r>
+              <w:t>allImgCodebookFile</w:t>
+            </w:r>
+            <w:proofErr w:type="spellEnd"/>
+            <w:r>
+              <w:t>, pooling</w:t>
             </w:r>
           </w:p>
         </w:tc>
@@ -1798,9 +2187,67 @@
             <w:vAlign w:val="center"/>
           </w:tcPr>
           <w:p>
+            <w:proofErr w:type="spellStart"/>
             <w:r>
-              <w:t>normalizeMethod, normSmooth, normSubLinear, lrPenalty, lrC, nSplits, classWeight, numberOfNeighbors</w:t>
+              <w:t>normalizeMethod</w:t>
             </w:r>
+            <w:proofErr w:type="spellEnd"/>
+            <w:r>
+              <w:t xml:space="preserve">, </w:t>
+            </w:r>
+            <w:proofErr w:type="spellStart"/>
+            <w:r>
+              <w:t>normSmooth</w:t>
+            </w:r>
+            <w:proofErr w:type="spellEnd"/>
+            <w:r>
+              <w:t xml:space="preserve">, </w:t>
+            </w:r>
+            <w:proofErr w:type="spellStart"/>
+            <w:r>
+              <w:t>normSubLinear</w:t>
+            </w:r>
+            <w:proofErr w:type="spellEnd"/>
+            <w:r>
+              <w:t xml:space="preserve">, </w:t>
+            </w:r>
+            <w:proofErr w:type="spellStart"/>
+            <w:r>
+              <w:t>lrPenalty</w:t>
+            </w:r>
+            <w:proofErr w:type="spellEnd"/>
+            <w:r>
+              <w:t xml:space="preserve">, </w:t>
+            </w:r>
+            <w:proofErr w:type="spellStart"/>
+            <w:r>
+              <w:t>lrC</w:t>
+            </w:r>
+            <w:proofErr w:type="spellEnd"/>
+            <w:r>
+              <w:t xml:space="preserve">, </w:t>
+            </w:r>
+            <w:proofErr w:type="spellStart"/>
+            <w:r>
+              <w:t>nSplits</w:t>
+            </w:r>
+            <w:proofErr w:type="spellEnd"/>
+            <w:r>
+              <w:t xml:space="preserve">, </w:t>
+            </w:r>
+            <w:proofErr w:type="spellStart"/>
+            <w:r>
+              <w:t>classWeight</w:t>
+            </w:r>
+            <w:proofErr w:type="spellEnd"/>
+            <w:r>
+              <w:t xml:space="preserve">, </w:t>
+            </w:r>
+            <w:proofErr w:type="spellStart"/>
+            <w:r>
+              <w:t>numberOfNeighbors</w:t>
+            </w:r>
+            <w:proofErr w:type="spellEnd"/>
           </w:p>
         </w:tc>
         <w:tc>
@@ -1826,6 +2273,7 @@
           </w:tcPr>
           <w:p>
             <w:r>
+              <w:lastRenderedPageBreak/>
               <w:t>Optional filtering and transfer</w:t>
             </w:r>
           </w:p>
@@ -1836,9 +2284,35 @@
             <w:vAlign w:val="center"/>
           </w:tcPr>
           <w:p>
+            <w:proofErr w:type="spellStart"/>
             <w:r>
-              <w:t>removeSmallBadCrops, splitSmallAndLarge, transferFiles, zDriveSaveFolder</w:t>
+              <w:t>removeSmallBadCrops</w:t>
             </w:r>
+            <w:proofErr w:type="spellEnd"/>
+            <w:r>
+              <w:t xml:space="preserve">, </w:t>
+            </w:r>
+            <w:proofErr w:type="spellStart"/>
+            <w:r>
+              <w:t>splitSmallAndLarge</w:t>
+            </w:r>
+            <w:proofErr w:type="spellEnd"/>
+            <w:r>
+              <w:t xml:space="preserve">, </w:t>
+            </w:r>
+            <w:proofErr w:type="spellStart"/>
+            <w:r>
+              <w:t>transferFiles</w:t>
+            </w:r>
+            <w:proofErr w:type="spellEnd"/>
+            <w:r>
+              <w:t xml:space="preserve">, </w:t>
+            </w:r>
+            <w:proofErr w:type="spellStart"/>
+            <w:r>
+              <w:t>zDriveSaveFolder</w:t>
+            </w:r>
+            <w:proofErr w:type="spellEnd"/>
           </w:p>
         </w:tc>
         <w:tc>
@@ -1848,11 +2322,7 @@
           </w:tcPr>
           <w:p>
             <w:r>
-              <w:t xml:space="preserve">Whether low-quality crops are removed, whether nuclei are split by size, and whether results are copied to another location </w:t>
-            </w:r>
-            <w:r>
-              <w:lastRenderedPageBreak/>
-              <w:t>after the run.</w:t>
+              <w:t>Whether low-quality crops are removed, whether nuclei are split by size, and whether results are copied to another location after the run.</w:t>
             </w:r>
           </w:p>
         </w:tc>
@@ -1863,11 +2333,7 @@
         <w:pStyle w:val="Heading1"/>
       </w:pPr>
       <w:r>
-        <w:lastRenderedPageBreak/>
-        <w:t>8</w:t>
-      </w:r>
-      <w:r>
-        <w:t>. How Class Labels Are Assigned</w:t>
+        <w:t>8. How Class Labels Are Assigned</w:t>
       </w:r>
     </w:p>
     <w:p>
@@ -1882,7 +2348,23 @@
           <w:sz w:val="24"/>
           <w:szCs w:val="24"/>
         </w:rPr>
-        <w:t>Class labels are inferred from image filenames using the strings listed in classNames. Each class name is split into lowercase alphanumeric tokens using underscores, spaces, and hyphens. The image name is tokenized the same way. An image must match exactly one class. If a filename matches more than one class or matches none of them, logistic regression will fail.</w:t>
+        <w:t xml:space="preserve">Class labels are inferred from image filenames using the strings listed in </w:t>
+      </w:r>
+      <w:proofErr w:type="spellStart"/>
+      <w:r>
+        <w:rPr>
+          <w:sz w:val="24"/>
+          <w:szCs w:val="24"/>
+        </w:rPr>
+        <w:t>classNames</w:t>
+      </w:r>
+      <w:proofErr w:type="spellEnd"/>
+      <w:r>
+        <w:rPr>
+          <w:sz w:val="24"/>
+          <w:szCs w:val="24"/>
+        </w:rPr>
+        <w:t>. Each class name is split into lowercase alphanumeric tokens using underscores, spaces, and hyphens. The image name is tokenized the same way. An image must match exactly one class. If a filename matches more than one class or matches none of them, logistic regression will fail.</w:t>
       </w:r>
     </w:p>
     <w:p>
@@ -1908,11 +2390,19 @@
         </w:rPr>
         <w:t xml:space="preserve">contain the same naming convention. For example, if the </w:t>
       </w:r>
+      <w:proofErr w:type="spellStart"/>
       <w:r>
         <w:rPr>
           <w:rStyle w:val="Coding"/>
         </w:rPr>
-        <w:t>classNames = [“control”, “LOF”]</w:t>
+        <w:t>classNames</w:t>
+      </w:r>
+      <w:proofErr w:type="spellEnd"/>
+      <w:r>
+        <w:rPr>
+          <w:rStyle w:val="Coding"/>
+        </w:rPr>
+        <w:t xml:space="preserve"> = [“control”, “LOF”]</w:t>
       </w:r>
       <w:r>
         <w:rPr>
@@ -1921,12 +2411,14 @@
         </w:rPr>
         <w:t xml:space="preserve"> then the image names need </w:t>
       </w:r>
+      <w:proofErr w:type="spellStart"/>
       <w:r>
         <w:rPr>
           <w:rStyle w:val="Coding"/>
         </w:rPr>
         <w:t>lof</w:t>
       </w:r>
+      <w:proofErr w:type="spellEnd"/>
       <w:r>
         <w:rPr>
           <w:sz w:val="24"/>
@@ -1963,12 +2455,14 @@
         </w:rPr>
         <w:t xml:space="preserve"> </w:t>
       </w:r>
+      <w:proofErr w:type="spellStart"/>
       <w:r>
         <w:rPr>
           <w:rStyle w:val="Coding"/>
         </w:rPr>
         <w:t>loss_of_function</w:t>
       </w:r>
+      <w:proofErr w:type="spellEnd"/>
       <w:r>
         <w:rPr>
           <w:sz w:val="24"/>
@@ -1995,10 +2489,7 @@
         <w:pStyle w:val="Heading1"/>
       </w:pPr>
       <w:r>
-        <w:t>9</w:t>
-      </w:r>
-      <w:r>
-        <w:t>. Key Outputs to Review After a Run</w:t>
+        <w:t>9. Key Outputs to Review After a Run</w:t>
       </w:r>
     </w:p>
     <w:p>
@@ -2031,22 +2522,42 @@
           <w:szCs w:val="24"/>
         </w:rPr>
       </w:pPr>
+      <w:proofErr w:type="spellStart"/>
       <w:r>
         <w:rPr>
           <w:b/>
           <w:sz w:val="24"/>
           <w:szCs w:val="24"/>
         </w:rPr>
-        <w:t>ch{channel</w:t>
-      </w:r>
+        <w:t>ch</w:t>
+      </w:r>
+      <w:proofErr w:type="spellEnd"/>
       <w:r>
         <w:rPr>
           <w:b/>
           <w:sz w:val="24"/>
           <w:szCs w:val="24"/>
         </w:rPr>
+        <w:t>{</w:t>
+      </w:r>
+      <w:proofErr w:type="spellStart"/>
+      <w:r>
+        <w:rPr>
+          <w:b/>
+          <w:sz w:val="24"/>
+          <w:szCs w:val="24"/>
+        </w:rPr>
+        <w:t>channel</w:t>
+      </w:r>
+      <w:r>
+        <w:rPr>
+          <w:b/>
+          <w:sz w:val="24"/>
+          <w:szCs w:val="24"/>
+        </w:rPr>
         <w:t>ToAnalyze</w:t>
       </w:r>
+      <w:proofErr w:type="spellEnd"/>
       <w:r>
         <w:rPr>
           <w:b/>
@@ -2070,20 +2581,62 @@
           <w:szCs w:val="24"/>
         </w:rPr>
       </w:pPr>
+      <w:proofErr w:type="spellStart"/>
       <w:r>
         <w:rPr>
           <w:b/>
           <w:sz w:val="24"/>
           <w:szCs w:val="24"/>
         </w:rPr>
-        <w:t xml:space="preserve">savepoints: </w:t>
-      </w:r>
-      <w:r>
-        <w:rPr>
-          <w:sz w:val="24"/>
-          <w:szCs w:val="24"/>
-        </w:rPr>
-        <w:t>Saved dictionaries such as allImagesCellFeatureDict.joblib, which are used when resuming from a savepoint.</w:t>
+        <w:t>savepoints</w:t>
+      </w:r>
+      <w:proofErr w:type="spellEnd"/>
+      <w:r>
+        <w:rPr>
+          <w:b/>
+          <w:sz w:val="24"/>
+          <w:szCs w:val="24"/>
+        </w:rPr>
+        <w:t xml:space="preserve">: </w:t>
+      </w:r>
+      <w:r>
+        <w:rPr>
+          <w:sz w:val="24"/>
+          <w:szCs w:val="24"/>
+        </w:rPr>
+        <w:t xml:space="preserve">Saved dictionaries such as </w:t>
+      </w:r>
+      <w:proofErr w:type="spellStart"/>
+      <w:r>
+        <w:rPr>
+          <w:sz w:val="24"/>
+          <w:szCs w:val="24"/>
+        </w:rPr>
+        <w:t>allImagesCellFeatureDict.joblib</w:t>
+      </w:r>
+      <w:proofErr w:type="spellEnd"/>
+      <w:r>
+        <w:rPr>
+          <w:sz w:val="24"/>
+          <w:szCs w:val="24"/>
+        </w:rPr>
+        <w:t xml:space="preserve">, which are used when resuming from a </w:t>
+      </w:r>
+      <w:proofErr w:type="spellStart"/>
+      <w:r>
+        <w:rPr>
+          <w:sz w:val="24"/>
+          <w:szCs w:val="24"/>
+        </w:rPr>
+        <w:t>savepoint</w:t>
+      </w:r>
+      <w:proofErr w:type="spellEnd"/>
+      <w:r>
+        <w:rPr>
+          <w:sz w:val="24"/>
+          <w:szCs w:val="24"/>
+        </w:rPr>
+        <w:t>.</w:t>
       </w:r>
     </w:p>
     <w:p>
@@ -2093,13 +2646,23 @@
           <w:szCs w:val="24"/>
         </w:rPr>
       </w:pPr>
+      <w:proofErr w:type="spellStart"/>
       <w:r>
         <w:rPr>
           <w:b/>
           <w:sz w:val="24"/>
           <w:szCs w:val="24"/>
         </w:rPr>
-        <w:t xml:space="preserve">dataframes: </w:t>
+        <w:t>dataframes</w:t>
+      </w:r>
+      <w:proofErr w:type="spellEnd"/>
+      <w:r>
+        <w:rPr>
+          <w:b/>
+          <w:sz w:val="24"/>
+          <w:szCs w:val="24"/>
+        </w:rPr>
+        <w:t xml:space="preserve">: </w:t>
       </w:r>
       <w:r>
         <w:rPr>
@@ -2116,13 +2679,23 @@
           <w:szCs w:val="24"/>
         </w:rPr>
       </w:pPr>
+      <w:proofErr w:type="spellStart"/>
       <w:r>
         <w:rPr>
           <w:b/>
           <w:sz w:val="24"/>
           <w:szCs w:val="24"/>
         </w:rPr>
-        <w:t xml:space="preserve">logreg_eval: </w:t>
+        <w:t>logreg_eval</w:t>
+      </w:r>
+      <w:proofErr w:type="spellEnd"/>
+      <w:r>
+        <w:rPr>
+          <w:b/>
+          <w:sz w:val="24"/>
+          <w:szCs w:val="24"/>
+        </w:rPr>
+        <w:t xml:space="preserve">: </w:t>
       </w:r>
       <w:r>
         <w:rPr>
@@ -2139,13 +2712,23 @@
           <w:szCs w:val="24"/>
         </w:rPr>
       </w:pPr>
+      <w:proofErr w:type="spellStart"/>
       <w:r>
         <w:rPr>
           <w:b/>
           <w:sz w:val="24"/>
           <w:szCs w:val="24"/>
         </w:rPr>
-        <w:t xml:space="preserve">attention_maps: </w:t>
+        <w:t>attention_maps</w:t>
+      </w:r>
+      <w:proofErr w:type="spellEnd"/>
+      <w:r>
+        <w:rPr>
+          <w:b/>
+          <w:sz w:val="24"/>
+          <w:szCs w:val="24"/>
+        </w:rPr>
+        <w:t xml:space="preserve">: </w:t>
       </w:r>
       <w:r>
         <w:rPr>
@@ -2162,13 +2745,23 @@
           <w:szCs w:val="24"/>
         </w:rPr>
       </w:pPr>
+      <w:proofErr w:type="spellStart"/>
       <w:r>
         <w:rPr>
           <w:b/>
           <w:sz w:val="24"/>
           <w:szCs w:val="24"/>
         </w:rPr>
-        <w:t xml:space="preserve">haralickFeatureMaps: </w:t>
+        <w:t>haralickFeatureMaps</w:t>
+      </w:r>
+      <w:proofErr w:type="spellEnd"/>
+      <w:r>
+        <w:rPr>
+          <w:b/>
+          <w:sz w:val="24"/>
+          <w:szCs w:val="24"/>
+        </w:rPr>
+        <w:t xml:space="preserve">: </w:t>
       </w:r>
       <w:r>
         <w:rPr>
@@ -2185,13 +2778,23 @@
           <w:szCs w:val="24"/>
         </w:rPr>
       </w:pPr>
+      <w:proofErr w:type="spellStart"/>
       <w:r>
         <w:rPr>
           <w:b/>
           <w:sz w:val="24"/>
           <w:szCs w:val="24"/>
         </w:rPr>
-        <w:t xml:space="preserve">outputGraphs: </w:t>
+        <w:t>outputGraphs</w:t>
+      </w:r>
+      <w:proofErr w:type="spellEnd"/>
+      <w:r>
+        <w:rPr>
+          <w:b/>
+          <w:sz w:val="24"/>
+          <w:szCs w:val="24"/>
+        </w:rPr>
+        <w:t xml:space="preserve">: </w:t>
       </w:r>
       <w:r>
         <w:rPr>
@@ -2208,13 +2811,23 @@
           <w:szCs w:val="24"/>
         </w:rPr>
       </w:pPr>
+      <w:proofErr w:type="spellStart"/>
       <w:r>
         <w:rPr>
           <w:b/>
           <w:sz w:val="24"/>
           <w:szCs w:val="24"/>
         </w:rPr>
-        <w:t xml:space="preserve">StreamAppClass: </w:t>
+        <w:t>StreamAppClass</w:t>
+      </w:r>
+      <w:proofErr w:type="spellEnd"/>
+      <w:r>
+        <w:rPr>
+          <w:b/>
+          <w:sz w:val="24"/>
+          <w:szCs w:val="24"/>
+        </w:rPr>
+        <w:t xml:space="preserve">: </w:t>
       </w:r>
       <w:r>
         <w:rPr>
@@ -2252,10 +2865,8 @@
         <w:pStyle w:val="Heading1"/>
       </w:pPr>
       <w:r>
-        <w:t>10</w:t>
-      </w:r>
-      <w:r>
-        <w:t>. Reviewing Results in Streamlit</w:t>
+        <w:lastRenderedPageBreak/>
+        <w:t>10. Reviewing Results in Streamlit</w:t>
       </w:r>
     </w:p>
     <w:p>
@@ -2285,26 +2896,20 @@
         </w:rPr>
         <w:t xml:space="preserve"> inside the </w:t>
       </w:r>
+      <w:proofErr w:type="spellStart"/>
       <w:r>
         <w:rPr>
           <w:rStyle w:val="Coding"/>
         </w:rPr>
         <w:t>StreamAppClass</w:t>
       </w:r>
-      <w:r>
-        <w:rPr>
-          <w:sz w:val="24"/>
-          <w:szCs w:val="24"/>
-        </w:rPr>
-        <w:t xml:space="preserve"> folder. The app is designed to help you browse embeddings, </w:t>
-      </w:r>
-      <w:r>
-        <w:rPr>
-          <w:sz w:val="24"/>
-          <w:szCs w:val="24"/>
-        </w:rPr>
-        <w:lastRenderedPageBreak/>
-        <w:t>cluster composition, top patches for individual visual words, image overlays, and model outputs in one place.</w:t>
+      <w:proofErr w:type="spellEnd"/>
+      <w:r>
+        <w:rPr>
+          <w:sz w:val="24"/>
+          <w:szCs w:val="24"/>
+        </w:rPr>
+        <w:t xml:space="preserve"> folder. The app is designed to help you browse embeddings, cluster composition, top patches for individual visual words, image overlays, and model outputs in one place.</w:t>
       </w:r>
     </w:p>
     <w:p>
@@ -2424,7 +3029,39 @@
           <w:sz w:val="24"/>
           <w:szCs w:val="24"/>
         </w:rPr>
-        <w:t>If --imagepath does not point to the parent directory containing allch_positiveCells, the pipeline will fail early or be unable to find the Step 1 crops.</w:t>
+        <w:t>If --</w:t>
+      </w:r>
+      <w:proofErr w:type="spellStart"/>
+      <w:r>
+        <w:rPr>
+          <w:sz w:val="24"/>
+          <w:szCs w:val="24"/>
+        </w:rPr>
+        <w:t>imagepath</w:t>
+      </w:r>
+      <w:proofErr w:type="spellEnd"/>
+      <w:r>
+        <w:rPr>
+          <w:sz w:val="24"/>
+          <w:szCs w:val="24"/>
+        </w:rPr>
+        <w:t xml:space="preserve"> does not point to the parent directory containing </w:t>
+      </w:r>
+      <w:proofErr w:type="spellStart"/>
+      <w:r>
+        <w:rPr>
+          <w:sz w:val="24"/>
+          <w:szCs w:val="24"/>
+        </w:rPr>
+        <w:t>allch_positiveCells</w:t>
+      </w:r>
+      <w:proofErr w:type="spellEnd"/>
+      <w:r>
+        <w:rPr>
+          <w:sz w:val="24"/>
+          <w:szCs w:val="24"/>
+        </w:rPr>
+        <w:t>, the pipeline will fail early or be unable to find the Step 1 crops.</w:t>
       </w:r>
     </w:p>
     <w:p>
@@ -2447,7 +3084,23 @@
           <w:sz w:val="24"/>
           <w:szCs w:val="24"/>
         </w:rPr>
-        <w:t>If filenames do not map cleanly to exactly one entry in classNames, logistic regression label inference will fail</w:t>
+        <w:t xml:space="preserve">If filenames do not map cleanly to exactly one entry in </w:t>
+      </w:r>
+      <w:proofErr w:type="spellStart"/>
+      <w:r>
+        <w:rPr>
+          <w:sz w:val="24"/>
+          <w:szCs w:val="24"/>
+        </w:rPr>
+        <w:t>classNames</w:t>
+      </w:r>
+      <w:proofErr w:type="spellEnd"/>
+      <w:r>
+        <w:rPr>
+          <w:sz w:val="24"/>
+          <w:szCs w:val="24"/>
+        </w:rPr>
+        <w:t>, logistic regression label inference will fail</w:t>
       </w:r>
       <w:r>
         <w:rPr>
@@ -2456,12 +3109,14 @@
         </w:rPr>
         <w:t xml:space="preserve"> [i.e. </w:t>
       </w:r>
+      <w:proofErr w:type="spellStart"/>
       <w:r>
         <w:rPr>
           <w:rStyle w:val="Coding"/>
         </w:rPr>
         <w:t>classNames</w:t>
       </w:r>
+      <w:proofErr w:type="spellEnd"/>
       <w:r>
         <w:rPr>
           <w:sz w:val="24"/>
@@ -2499,12 +3154,14 @@
         </w:rPr>
         <w:t xml:space="preserve">If </w:t>
       </w:r>
+      <w:proofErr w:type="spellStart"/>
       <w:r>
         <w:rPr>
           <w:rStyle w:val="Coding"/>
         </w:rPr>
         <w:t>useSegmentationMasks</w:t>
       </w:r>
+      <w:proofErr w:type="spellEnd"/>
       <w:r>
         <w:rPr>
           <w:sz w:val="24"/>
@@ -2558,12 +3215,14 @@
         </w:rPr>
         <w:t xml:space="preserve">Low keypoint counts, a mismatch between filenames and </w:t>
       </w:r>
+      <w:proofErr w:type="spellStart"/>
       <w:r>
         <w:rPr>
           <w:rStyle w:val="Coding"/>
         </w:rPr>
         <w:t>classNames</w:t>
       </w:r>
+      <w:proofErr w:type="spellEnd"/>
       <w:r>
         <w:rPr>
           <w:sz w:val="24"/>
@@ -2605,20 +3264,45 @@
           <w:sz w:val="19"/>
         </w:rPr>
         <w:br/>
-        <w:t>python Step2ClassifyCrops.py --imagepath /path/to/data --testEnv</w:t>
-      </w:r>
+        <w:t>python Step2ClassifyCrops.py --</w:t>
+      </w:r>
+      <w:proofErr w:type="spellStart"/>
       <w:r>
         <w:rPr>
           <w:rFonts w:ascii="Consolas" w:hAnsi="Consolas"/>
           <w:sz w:val="19"/>
         </w:rPr>
-        <w:br/>
-      </w:r>
+        <w:t>imagepath</w:t>
+      </w:r>
+      <w:proofErr w:type="spellEnd"/>
       <w:r>
         <w:rPr>
           <w:rFonts w:ascii="Consolas" w:hAnsi="Consolas"/>
           <w:sz w:val="19"/>
         </w:rPr>
+        <w:t xml:space="preserve"> /path/to/data --</w:t>
+      </w:r>
+      <w:proofErr w:type="spellStart"/>
+      <w:r>
+        <w:rPr>
+          <w:rFonts w:ascii="Consolas" w:hAnsi="Consolas"/>
+          <w:sz w:val="19"/>
+        </w:rPr>
+        <w:t>testEnv</w:t>
+      </w:r>
+      <w:proofErr w:type="spellEnd"/>
+      <w:r>
+        <w:rPr>
+          <w:rFonts w:ascii="Consolas" w:hAnsi="Consolas"/>
+          <w:sz w:val="19"/>
+        </w:rPr>
+        <w:br/>
+      </w:r>
+      <w:r>
+        <w:rPr>
+          <w:rFonts w:ascii="Consolas" w:hAnsi="Consolas"/>
+          <w:sz w:val="19"/>
+        </w:rPr>
         <w:br/>
         <w:t># Run the full Step 2 pipeline</w:t>
       </w:r>
@@ -2628,20 +3312,36 @@
           <w:sz w:val="19"/>
         </w:rPr>
         <w:br/>
-        <w:t>python Step2ClassifyCrops.py --imagepath /path/to/data</w:t>
-      </w:r>
+        <w:t>python Step2ClassifyCrops.py --</w:t>
+      </w:r>
+      <w:proofErr w:type="spellStart"/>
       <w:r>
         <w:rPr>
           <w:rFonts w:ascii="Consolas" w:hAnsi="Consolas"/>
           <w:sz w:val="19"/>
         </w:rPr>
-        <w:br/>
-      </w:r>
+        <w:t>imagepath</w:t>
+      </w:r>
+      <w:proofErr w:type="spellEnd"/>
       <w:r>
         <w:rPr>
           <w:rFonts w:ascii="Consolas" w:hAnsi="Consolas"/>
           <w:sz w:val="19"/>
         </w:rPr>
+        <w:t xml:space="preserve"> /path/to/data</w:t>
+      </w:r>
+      <w:r>
+        <w:rPr>
+          <w:rFonts w:ascii="Consolas" w:hAnsi="Consolas"/>
+          <w:sz w:val="19"/>
+        </w:rPr>
+        <w:br/>
+      </w:r>
+      <w:r>
+        <w:rPr>
+          <w:rFonts w:ascii="Consolas" w:hAnsi="Consolas"/>
+          <w:sz w:val="19"/>
+        </w:rPr>
         <w:br/>
         <w:t># Generate only the codebook</w:t>
       </w:r>
@@ -2651,20 +3351,45 @@
           <w:sz w:val="19"/>
         </w:rPr>
         <w:br/>
-        <w:t>python Step2ClassifyCrops.py --imagepath /path/to/data --generateCodebook</w:t>
-      </w:r>
+        <w:t>python Step2ClassifyCrops.py --</w:t>
+      </w:r>
+      <w:proofErr w:type="spellStart"/>
       <w:r>
         <w:rPr>
           <w:rFonts w:ascii="Consolas" w:hAnsi="Consolas"/>
           <w:sz w:val="19"/>
         </w:rPr>
-        <w:br/>
-      </w:r>
+        <w:t>imagepath</w:t>
+      </w:r>
+      <w:proofErr w:type="spellEnd"/>
       <w:r>
         <w:rPr>
           <w:rFonts w:ascii="Consolas" w:hAnsi="Consolas"/>
           <w:sz w:val="19"/>
         </w:rPr>
+        <w:t xml:space="preserve"> /path/to/data --</w:t>
+      </w:r>
+      <w:proofErr w:type="spellStart"/>
+      <w:r>
+        <w:rPr>
+          <w:rFonts w:ascii="Consolas" w:hAnsi="Consolas"/>
+          <w:sz w:val="19"/>
+        </w:rPr>
+        <w:t>generateCodebook</w:t>
+      </w:r>
+      <w:proofErr w:type="spellEnd"/>
+      <w:r>
+        <w:rPr>
+          <w:rFonts w:ascii="Consolas" w:hAnsi="Consolas"/>
+          <w:sz w:val="19"/>
+        </w:rPr>
+        <w:br/>
+      </w:r>
+      <w:r>
+        <w:rPr>
+          <w:rFonts w:ascii="Consolas" w:hAnsi="Consolas"/>
+          <w:sz w:val="19"/>
+        </w:rPr>
         <w:br/>
         <w:t># Resume from an existing Step 2 results folder</w:t>
       </w:r>
@@ -2674,14 +3399,56 @@
           <w:sz w:val="19"/>
         </w:rPr>
         <w:br/>
-        <w:t>python Step2ClassifyCrops.py --imagepath /path/to/data --savepoint /path/to/Classify_folder</w:t>
-      </w:r>
+        <w:t>python Step2ClassifyCrops.py --</w:t>
+      </w:r>
+      <w:proofErr w:type="spellStart"/>
+      <w:r>
+        <w:rPr>
+          <w:rFonts w:ascii="Consolas" w:hAnsi="Consolas"/>
+          <w:sz w:val="19"/>
+        </w:rPr>
+        <w:t>imagepath</w:t>
+      </w:r>
+      <w:proofErr w:type="spellEnd"/>
+      <w:r>
+        <w:rPr>
+          <w:rFonts w:ascii="Consolas" w:hAnsi="Consolas"/>
+          <w:sz w:val="19"/>
+        </w:rPr>
+        <w:t xml:space="preserve"> /path/to/data --</w:t>
+      </w:r>
+      <w:proofErr w:type="spellStart"/>
+      <w:r>
+        <w:rPr>
+          <w:rFonts w:ascii="Consolas" w:hAnsi="Consolas"/>
+          <w:sz w:val="19"/>
+        </w:rPr>
+        <w:t>savepoint</w:t>
+      </w:r>
+      <w:proofErr w:type="spellEnd"/>
+      <w:r>
+        <w:rPr>
+          <w:rFonts w:ascii="Consolas" w:hAnsi="Consolas"/>
+          <w:sz w:val="19"/>
+        </w:rPr>
+        <w:t xml:space="preserve"> /path/to/</w:t>
+      </w:r>
+      <w:proofErr w:type="spellStart"/>
+      <w:r>
+        <w:rPr>
+          <w:rFonts w:ascii="Consolas" w:hAnsi="Consolas"/>
+          <w:sz w:val="19"/>
+        </w:rPr>
+        <w:t>Classify_folder</w:t>
+      </w:r>
+      <w:proofErr w:type="spellEnd"/>
     </w:p>
     <w:p>
       <w:pPr>
         <w:pStyle w:val="Heading1"/>
       </w:pPr>
       <w:r>
+        <w:lastRenderedPageBreak/>
         <w:t>1</w:t>
       </w:r>
       <w:r>
@@ -2734,12 +3501,14 @@
         </w:rPr>
         <w:t xml:space="preserve">Confirm that your </w:t>
       </w:r>
+      <w:proofErr w:type="spellStart"/>
       <w:r>
         <w:rPr>
           <w:rStyle w:val="Coding"/>
         </w:rPr>
         <w:t>classNames</w:t>
       </w:r>
+      <w:proofErr w:type="spellEnd"/>
       <w:r>
         <w:rPr>
           <w:sz w:val="24"/>
@@ -2761,7 +3530,6 @@
           <w:sz w:val="24"/>
           <w:szCs w:val="24"/>
         </w:rPr>
-        <w:lastRenderedPageBreak/>
         <w:t xml:space="preserve">3. </w:t>
       </w:r>
       <w:r>
@@ -2958,7 +3726,6 @@
               <v:path gradientshapeok="t" o:connecttype="rect"/>
             </v:shapetype>
             <v:shape id="Text Box 2" o:spid="_x0000_s1026" type="#_x0000_t202" alt="St. Jude - Confidential" style="position:absolute;margin-left:0;margin-top:0;width:114.3pt;height:27.2pt;z-index:251659264;visibility:visible;mso-wrap-style:none;mso-wrap-distance-left:0;mso-wrap-distance-top:0;mso-wrap-distance-right:0;mso-wrap-distance-bottom:0;mso-position-horizontal:left;mso-position-horizontal-relative:page;mso-position-vertical:bottom;mso-position-vertical-relative:page;v-text-anchor:bottom" o:gfxdata="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" filled="f" stroked="f">
-              <v:fill o:detectmouseclick="t"/>
               <v:textbox style="mso-fit-shape-to-text:t" inset="20pt,0,0,15pt">
                 <w:txbxContent>
                   <w:p>
@@ -3092,7 +3859,6 @@
               <v:path gradientshapeok="t" o:connecttype="rect"/>
             </v:shapetype>
             <v:shape id="Text Box 3" o:spid="_x0000_s1027" type="#_x0000_t202" alt="St. Jude - Confidential" style="position:absolute;left:0;text-align:left;margin-left:0;margin-top:0;width:114.3pt;height:27.2pt;z-index:251660288;visibility:visible;mso-wrap-style:none;mso-wrap-distance-left:0;mso-wrap-distance-top:0;mso-wrap-distance-right:0;mso-wrap-distance-bottom:0;mso-position-horizontal:left;mso-position-horizontal-relative:page;mso-position-vertical:bottom;mso-position-vertical-relative:page;v-text-anchor:bottom" o:gfxdata="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" filled="f" stroked="f">
-              <v:fill o:detectmouseclick="t"/>
               <v:textbox style="mso-fit-shape-to-text:t" inset="20pt,0,0,15pt">
                 <w:txbxContent>
                   <w:p>
@@ -3230,7 +3996,6 @@
               <v:path gradientshapeok="t" o:connecttype="rect"/>
             </v:shapetype>
             <v:shape id="Text Box 1" o:spid="_x0000_s1028" type="#_x0000_t202" alt="St. Jude - Confidential" style="position:absolute;margin-left:0;margin-top:0;width:114.3pt;height:27.2pt;z-index:251658240;visibility:visible;mso-wrap-style:none;mso-wrap-distance-left:0;mso-wrap-distance-top:0;mso-wrap-distance-right:0;mso-wrap-distance-bottom:0;mso-position-horizontal:left;mso-position-horizontal-relative:page;mso-position-vertical:bottom;mso-position-vertical-relative:page;v-text-anchor:bottom" o:gfxdata="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" filled="f" stroked="f">
-              <v:fill o:detectmouseclick="t"/>
               <v:textbox style="mso-fit-shape-to-text:t" inset="20pt,0,0,15pt">
                 <w:txbxContent>
                   <w:p>
